--- a/public/docs/Resume 2026.docx
+++ b/public/docs/Resume 2026.docx
@@ -1,8 +1,8 @@
 
 <file path=word/document.xml><?xml version="1.0" encoding="utf-8"?>
-<w:document xmlns:mc="http://schemas.openxmlformats.org/markup-compatibility/2006" xmlns:o="urn:schemas-microsoft-com:office:office" xmlns:r="http://schemas.openxmlformats.org/officeDocument/2006/relationships" xmlns:m="http://schemas.openxmlformats.org/officeDocument/2006/math" xmlns:v="urn:schemas-microsoft-com:vml" xmlns:wp="http://schemas.openxmlformats.org/drawingml/2006/wordprocessingDrawing" xmlns:w10="urn:schemas-microsoft-com:office:word" xmlns:w="http://schemas.openxmlformats.org/wordprocessingml/2006/main" xmlns:wne="http://schemas.microsoft.com/office/word/2006/wordml" xmlns:sl="http://schemas.openxmlformats.org/schemaLibrary/2006/main" xmlns:a="http://schemas.openxmlformats.org/drawingml/2006/main" xmlns:pic="http://schemas.openxmlformats.org/drawingml/2006/picture" xmlns:c="http://schemas.openxmlformats.org/drawingml/2006/chart" xmlns:lc="http://schemas.openxmlformats.org/drawingml/2006/lockedCanvas" xmlns:dgm="http://schemas.openxmlformats.org/drawingml/2006/diagram" xmlns:wps="http://schemas.microsoft.com/office/word/2010/wordprocessingShape" xmlns:wpg="http://schemas.microsoft.com/office/word/2010/wordprocessingGroup" xmlns:w14="http://schemas.microsoft.com/office/word/2010/wordml" xmlns:w15="http://schemas.microsoft.com/office/word/2012/wordml" xmlns:w16="http://schemas.microsoft.com/office/word/2018/wordml" xmlns:w16cex="http://schemas.microsoft.com/office/word/2018/wordml/cex" xmlns:w16cid="http://schemas.microsoft.com/office/word/2016/wordml/cid" xmlns="http://schemas.microsoft.com/office/tasks/2019/documenttasks" xmlns:cr="http://schemas.microsoft.com/office/comments/2020/reactions">
+<w:document xmlns:ns1="http://schemas.microsoft.com/office/word/2010/wordml" xmlns:ns2="http://schemas.openxmlformats.org/officeDocument/2006/relationships" xmlns:w="http://schemas.openxmlformats.org/wordprocessingml/2006/main">
   <w:body>
-    <w:p>
+    <w:p ns1:paraId="00000001">
       <w:pPr>
         <w:pageBreakBefore w:val="0"/>
         <w:pBdr>
@@ -26,7 +26,7 @@
         </w:rPr>
       </w:r>
     </w:p>
-    <w:p>
+    <w:p ns1:paraId="00000002">
       <w:pPr>
         <w:pStyle w:val="Title"/>
         <w:ind w:left="0" w:right="11.81102362204797" w:firstLine="0"/>
@@ -51,7 +51,7 @@
         </w:rPr>
       </w:r>
     </w:p>
-    <w:p>
+    <w:p ns1:paraId="00000003">
       <w:pPr>
         <w:spacing w:before="0" w:line="312" w:lineRule="auto"/>
         <w:ind w:left="0" w:right="11.81102362204797" w:firstLine="0"/>
@@ -66,7 +66,7 @@
           <w:color w:val="000000"/>
           <w:rtl w:val="0"/>
         </w:rPr>
-        <w:t xml:space="preserve">University City, Maceió - AL</w:t>
+        <w:t xml:space="preserve">Maceió, Alagoas, Brazil</w:t>
         <w:br w:type="textWrapping"/>
       </w:r>
       <w:r>
@@ -75,10 +75,10 @@
           <w:color w:val="000000"/>
           <w:rtl w:val="0"/>
         </w:rPr>
-        <w:t xml:space="preserve">+55 82 98145-1019</w:t>
-      </w:r>
-    </w:p>
-    <w:p>
+        <w:t xml:space="preserve"/>
+      </w:r>
+    </w:p>
+    <w:p ns1:paraId="00000004">
       <w:pPr>
         <w:spacing w:before="0" w:line="312" w:lineRule="auto"/>
         <w:ind w:left="0" w:right="11.81102362204797" w:firstLine="0"/>
@@ -93,10 +93,10 @@
           <w:color w:val="000000"/>
           <w:rtl w:val="0"/>
         </w:rPr>
-        <w:t xml:space="preserve">+55 82 99920-4667 (WhatsApp)</w:t>
-      </w:r>
-    </w:p>
-    <w:p>
+        <w:t xml:space="preserve">+55 82 99920-4667 (WhatsApp) · +55 82 98145-1019</w:t>
+      </w:r>
+    </w:p>
+    <w:p ns1:paraId="00000005">
       <w:pPr>
         <w:spacing w:before="0" w:line="312" w:lineRule="auto"/>
         <w:ind w:left="0" w:right="11.81102362204797" w:firstLine="0"/>
@@ -105,7 +105,7 @@
           <w:color w:val="000000"/>
         </w:rPr>
       </w:pPr>
-      <w:hyperlink r:id="rId6">
+      <w:hyperlink ns2:id="rId6">
         <w:r>
           <w:rPr>
             <w:rFonts w:ascii="Inter SemiBold" w:cs="Inter SemiBold" w:eastAsia="Inter SemiBold" w:hAnsi="Inter SemiBold"/>
@@ -121,7 +121,7 @@
         </w:rPr>
       </w:r>
     </w:p>
-    <w:p>
+    <w:p ns1:paraId="00000006">
       <w:pPr>
         <w:spacing w:before="0" w:line="312" w:lineRule="auto"/>
         <w:ind w:left="0" w:right="11.81102362204797" w:firstLine="0"/>
@@ -130,7 +130,7 @@
           <w:color w:val="1155cc"/>
         </w:rPr>
       </w:pPr>
-      <w:hyperlink r:id="rId7">
+      <w:hyperlink ns2:id="rId7">
         <w:r>
           <w:rPr>
             <w:rFonts w:ascii="Inter SemiBold" w:cs="Inter SemiBold" w:eastAsia="Inter SemiBold" w:hAnsi="Inter SemiBold"/>
@@ -146,7 +146,7 @@
         </w:rPr>
       </w:r>
     </w:p>
-    <w:p>
+    <w:p ns1:paraId="00000007">
       <w:pPr>
         <w:spacing w:before="0" w:line="312" w:lineRule="auto"/>
         <w:ind w:left="0" w:right="11.81102362204797" w:firstLine="0"/>
@@ -155,7 +155,7 @@
           <w:color w:val="1155cc"/>
         </w:rPr>
       </w:pPr>
-      <w:hyperlink r:id="rId8">
+      <w:hyperlink ns2:id="rId8">
         <w:r>
           <w:rPr>
             <w:rFonts w:ascii="Inter SemiBold" w:cs="Inter SemiBold" w:eastAsia="Inter SemiBold" w:hAnsi="Inter SemiBold"/>
@@ -171,7 +171,7 @@
         </w:rPr>
       </w:r>
     </w:p>
-    <w:p>
+    <w:p ns1:paraId="00000008">
       <w:pPr>
         <w:pStyle w:val="Subtitle"/>
         <w:spacing w:line="312" w:lineRule="auto"/>
@@ -180,7 +180,7 @@
       </w:pPr>
       <w:bookmarkStart w:colFirst="0" w:colLast="0" w:name="_qm68d51qgsis" w:id="1"/>
       <w:bookmarkEnd w:id="1"/>
-      <w:hyperlink r:id="rId9">
+      <w:hyperlink ns2:id="rId9">
         <w:r>
           <w:rPr>
             <w:rFonts w:ascii="Inter SemiBold" w:cs="Inter SemiBold" w:eastAsia="Inter SemiBold" w:hAnsi="Inter SemiBold"/>
@@ -196,7 +196,7 @@
         </w:rPr>
       </w:r>
     </w:p>
-    <w:p>
+    <w:p ns1:paraId="00000009">
       <w:pPr>
         <w:pStyle w:val="Subtitle"/>
         <w:spacing w:before="200" w:line="312" w:lineRule="auto"/>
@@ -212,15 +212,15 @@
           <w:rFonts w:ascii="Inter" w:cs="Inter" w:eastAsia="Inter" w:hAnsi="Inter"/>
           <w:rtl w:val="0"/>
         </w:rPr>
-        <w:t xml:space="preserve">With 4 years of programming experience and as a web developer with 3 years of experience, I have solid knowledge of languages ​​such as JavaScript and Python. With advanced skills in these lineages, I am able to create sophisticated web and mobile applications, offering users interactive and responsive experiences. My passion for programming and my dedication to staying up to date with the latest technological trends drive my constant improvement as a professional.</w:t>
-      </w:r>
-      <w:r>
-        <w:rPr>
-          <w:rtl w:val="0"/>
-        </w:rPr>
-      </w:r>
-    </w:p>
-    <w:p>
+        <w:t xml:space="preserve">Frontend engineer with 4+ years of professional experience building production web and mobile applications in JavaScript and TypeScript. I work day to day across React, Next.js and React Native — from component architecture and design systems through to shipping browser extensions and app-store releases. I care about accessible, responsive interfaces and about the internationalization, performance and tooling decisions that keep them maintainable.</w:t>
+      </w:r>
+      <w:r>
+        <w:rPr>
+          <w:rtl w:val="0"/>
+        </w:rPr>
+      </w:r>
+    </w:p>
+    <w:p ns1:paraId="0000000A">
       <w:pPr>
         <w:pStyle w:val="Heading1"/>
         <w:spacing w:before="400" w:lineRule="auto"/>
@@ -246,10 +246,10 @@
           <w:szCs w:val="24"/>
           <w:rtl w:val="0"/>
         </w:rPr>
-        <w:t xml:space="preserve">AIM</w:t>
-      </w:r>
-    </w:p>
-    <w:p>
+        <w:t xml:space="preserve">HIGHLIGHTS</w:t>
+      </w:r>
+    </w:p>
+    <w:p ns1:paraId="0000000B">
       <w:pPr>
         <w:spacing w:before="320" w:line="360" w:lineRule="auto"/>
         <w:ind w:right="11.81102362204797"/>
@@ -262,15 +262,15 @@
           <w:rFonts w:ascii="Inter Medium" w:cs="Inter Medium" w:eastAsia="Inter Medium" w:hAnsi="Inter Medium"/>
           <w:rtl w:val="0"/>
         </w:rPr>
-        <w:t xml:space="preserve">I look for an opportunity and hope to exceed the expectations assigned to me. I am committed to acting in a responsible and focused manner, contributing effectively to achieving the established objectives. I am motivated to face challenges, learn and grow professionally, adding value to the team and the organization as a whole.</w:t>
-      </w:r>
-      <w:r>
-        <w:rPr>
-          <w:rtl w:val="0"/>
-        </w:rPr>
-      </w:r>
-    </w:p>
-    <w:p>
+        <w:t xml:space="preserve">Frontend engineer at Skim (Credible AI Labs), responsible for frontend development across the web app, the Chrome extension and the mobile app published on the App Store and Google Play. Former partner and technical leader at inkPen, where I coordinated the development team. Ongoing contributor to PriceTrack, a marketplace analytics SaaS at Tracking Trade. Fluent in Portuguese and English.</w:t>
+      </w:r>
+      <w:r>
+        <w:rPr>
+          <w:rtl w:val="0"/>
+        </w:rPr>
+      </w:r>
+    </w:p>
+    <w:p ns1:paraId="0000000C">
       <w:pPr>
         <w:pStyle w:val="Heading1"/>
         <w:spacing w:before="400" w:lineRule="auto"/>
@@ -299,7 +299,7 @@
         <w:t xml:space="preserve">PROFESSIONAL EXPERIENCE</w:t>
       </w:r>
     </w:p>
-    <w:p>
+    <w:p ns1:paraId="0000000D">
       <w:pPr>
         <w:pStyle w:val="Heading2"/>
         <w:spacing w:line="240" w:lineRule="auto"/>
@@ -327,7 +327,7 @@
         </w:rPr>
       </w:r>
     </w:p>
-    <w:p>
+    <w:p ns1:paraId="0000000E">
       <w:pPr>
         <w:pStyle w:val="Heading2"/>
         <w:spacing w:before="100" w:line="240" w:lineRule="auto"/>
@@ -357,7 +357,7 @@
         </w:rPr>
       </w:r>
     </w:p>
-    <w:p>
+    <w:p ns1:paraId="0000000F">
       <w:pPr>
         <w:pStyle w:val="Heading3"/>
         <w:ind w:right="11.81102362204797"/>
@@ -372,32 +372,32 @@
           <w:rFonts w:ascii="Inter Light" w:cs="Inter Light" w:eastAsia="Inter Light" w:hAnsi="Inter Light"/>
           <w:rtl w:val="0"/>
         </w:rPr>
-        <w:t xml:space="preserve">AUGUST</w:t>
+        <w:t xml:space="preserve">AUGUST 2023 - DECEMBER 2024</w:t>
       </w:r>
       <w:r>
         <w:rPr>
           <w:rFonts w:ascii="Inter Light" w:cs="Inter Light" w:eastAsia="Inter Light" w:hAnsi="Inter Light"/>
           <w:rtl w:val="0"/>
         </w:rPr>
-        <w:t xml:space="preserve"> FROM 2023 - DECEMBER 2024</w:t>
-      </w:r>
-    </w:p>
-    <w:p>
-      <w:pPr>
-        <w:ind w:right="11.81102362204797"/>
-        <w:rPr>
-          <w:rFonts w:ascii="Inter" w:cs="Inter" w:eastAsia="Inter" w:hAnsi="Inter"/>
-        </w:rPr>
-      </w:pPr>
-      <w:r>
-        <w:rPr>
-          <w:rFonts w:ascii="Inter" w:cs="Inter" w:eastAsia="Inter" w:hAnsi="Inter"/>
-          <w:rtl w:val="0"/>
-        </w:rPr>
-        <w:t xml:space="preserve">I started at inkPen as a volunteer, developing front-end applications for web and mobile with React, React Native and Next.js. During this period, I learned a lot about product development and team collaboration. After a year, I became a partner and took on technical leadership, coordinating the development team and directly participating in the creation and evolution of the product. My focus was to ensure that the solutions delivered were efficient, well-built and aligned with the company's objectives.</w:t>
-      </w:r>
-    </w:p>
-    <w:p>
+        <w:t xml:space="preserve"/>
+      </w:r>
+    </w:p>
+    <w:p ns1:paraId="00000010">
+      <w:pPr>
+        <w:ind w:right="11.81102362204797"/>
+        <w:rPr>
+          <w:rFonts w:ascii="Inter" w:cs="Inter" w:eastAsia="Inter" w:hAnsi="Inter"/>
+        </w:rPr>
+      </w:pPr>
+      <w:r>
+        <w:rPr>
+          <w:rFonts w:ascii="Inter" w:cs="Inter" w:eastAsia="Inter" w:hAnsi="Inter"/>
+          <w:rtl w:val="0"/>
+        </w:rPr>
+        <w:t xml:space="preserve">Joined inkPen as a volunteer building front-end web and mobile applications with React, React Native and Next.js. After a year I became a partner and took on technical leadership, coordinating the development team and taking a direct role in the product's creation and evolution. My focus was making sure what we delivered was efficient, well built and aligned with the company's goals.</w:t>
+      </w:r>
+    </w:p>
+    <w:p ns1:paraId="00000011">
       <w:pPr>
         <w:pStyle w:val="Heading2"/>
         <w:ind w:right="11.81102362204797"/>
@@ -416,10 +416,10 @@
           <w:bCs w:val="0"/>
           <w:rtl w:val="0"/>
         </w:rPr>
-        <w:t xml:space="preserve">Front end web developer</w:t>
-      </w:r>
-    </w:p>
-    <w:p>
+        <w:t xml:space="preserve">Frontend Developer</w:t>
+      </w:r>
+    </w:p>
+    <w:p ns1:paraId="00000012">
       <w:pPr>
         <w:pStyle w:val="Heading2"/>
         <w:spacing w:before="100" w:lineRule="auto"/>
@@ -449,7 +449,7 @@
         </w:rPr>
       </w:r>
     </w:p>
-    <w:p>
+    <w:p ns1:paraId="00000013">
       <w:pPr>
         <w:pStyle w:val="Heading3"/>
         <w:ind w:right="11.81102362204797"/>
@@ -467,22 +467,22 @@
         <w:t xml:space="preserve">JULY 2022 - APRIL 2024</w:t>
       </w:r>
     </w:p>
-    <w:p>
-      <w:pPr>
-        <w:ind w:right="11.81102362204797"/>
-        <w:rPr>
-          <w:rFonts w:ascii="Inter" w:cs="Inter" w:eastAsia="Inter" w:hAnsi="Inter"/>
-        </w:rPr>
-      </w:pPr>
-      <w:r>
-        <w:rPr>
-          <w:rFonts w:ascii="Inter" w:cs="Inter" w:eastAsia="Inter" w:hAnsi="Inter"/>
-          <w:rtl w:val="0"/>
-        </w:rPr>
-        <w:t xml:space="preserve">I worked as a front-end web developer at SASS, the company's main solution, aimed at personal trainers. I mainly used Angular and Typescript to improve and develop new features for the web application. Throughout the year I learned a lot about collaboration between different areas of a company, be it product development, marketing, customer service and the technical team.</w:t>
-      </w:r>
-    </w:p>
-    <w:p>
+    <w:p ns1:paraId="00000014">
+      <w:pPr>
+        <w:ind w:right="11.81102362204797"/>
+        <w:rPr>
+          <w:rFonts w:ascii="Inter" w:cs="Inter" w:eastAsia="Inter" w:hAnsi="Inter"/>
+        </w:rPr>
+      </w:pPr>
+      <w:r>
+        <w:rPr>
+          <w:rFonts w:ascii="Inter" w:cs="Inter" w:eastAsia="Inter" w:hAnsi="Inter"/>
+          <w:rtl w:val="0"/>
+        </w:rPr>
+        <w:t xml:space="preserve">Front-end developer on the company's flagship SaaS for personal trainers. Worked mainly in Angular and TypeScript to improve and build new features for the web application, collaborating closely with product, marketing, customer support and the wider technical team.</w:t>
+      </w:r>
+    </w:p>
+    <w:p ns1:paraId="00000015">
       <w:pPr>
         <w:pStyle w:val="Heading2"/>
         <w:ind w:right="11.81102362204797"/>
@@ -501,10 +501,10 @@
           <w:bCs w:val="0"/>
           <w:rtl w:val="0"/>
         </w:rPr>
-        <w:t xml:space="preserve">Software engineer</w:t>
-      </w:r>
-    </w:p>
-    <w:p>
+        <w:t xml:space="preserve">Software Engineer</w:t>
+      </w:r>
+    </w:p>
+    <w:p ns1:paraId="00000016">
       <w:pPr>
         <w:pStyle w:val="Heading2"/>
         <w:spacing w:before="100" w:lineRule="auto"/>
@@ -534,7 +534,7 @@
         </w:rPr>
       </w:r>
     </w:p>
-    <w:p>
+    <w:p ns1:paraId="00000017">
       <w:pPr>
         <w:pStyle w:val="Heading3"/>
         <w:ind w:right="11.81102362204797"/>
@@ -552,22 +552,22 @@
         <w:t xml:space="preserve">JULY 2022 - APRIL 2024</w:t>
       </w:r>
     </w:p>
-    <w:p>
-      <w:pPr>
-        <w:ind w:right="11.81102362204797"/>
-        <w:rPr>
-          <w:rFonts w:ascii="Inter" w:cs="Inter" w:eastAsia="Inter" w:hAnsi="Inter"/>
-        </w:rPr>
-      </w:pPr>
-      <w:r>
-        <w:rPr>
-          <w:rFonts w:ascii="Inter" w:cs="Inter" w:eastAsia="Inter" w:hAnsi="Inter"/>
-          <w:rtl w:val="0"/>
-        </w:rPr>
-        <w:t xml:space="preserve">I worked as a freelance front-end developer, working on new projects and contributing to the maintenance of existing projects. I have the opportunity to apply my programming skills and knowledge of front-end technologies to develop innovative solutions and improve the functionality of already implemented projects. My participation ranges from creating new interfaces to making necessary updates and corrections to ongoing projects.</w:t>
-      </w:r>
-    </w:p>
-    <w:p>
+    <w:p ns1:paraId="00000018">
+      <w:pPr>
+        <w:ind w:right="11.81102362204797"/>
+        <w:rPr>
+          <w:rFonts w:ascii="Inter" w:cs="Inter" w:eastAsia="Inter" w:hAnsi="Inter"/>
+        </w:rPr>
+      </w:pPr>
+      <w:r>
+        <w:rPr>
+          <w:rFonts w:ascii="Inter" w:cs="Inter" w:eastAsia="Inter" w:hAnsi="Inter"/>
+          <w:rtl w:val="0"/>
+        </w:rPr>
+        <w:t xml:space="preserve">Freelance front-end developer delivering new projects and maintaining existing ones. Applied my front-end expertise to build new interfaces and to ship the updates and fixes those projects needed as they evolved.</w:t>
+      </w:r>
+    </w:p>
+    <w:p ns1:paraId="00000019">
       <w:pPr>
         <w:pStyle w:val="Heading2"/>
         <w:ind w:right="11.81102362204797"/>
@@ -586,10 +586,10 @@
           <w:bCs w:val="0"/>
           <w:rtl w:val="0"/>
         </w:rPr>
-        <w:t xml:space="preserve">Software engineer</w:t>
-      </w:r>
-    </w:p>
-    <w:p>
+        <w:t xml:space="preserve">Software Engineer</w:t>
+      </w:r>
+    </w:p>
+    <w:p ns1:paraId="0000001A">
       <w:pPr>
         <w:pStyle w:val="Heading2"/>
         <w:spacing w:before="100" w:lineRule="auto"/>
@@ -619,7 +619,7 @@
         </w:rPr>
       </w:r>
     </w:p>
-    <w:p>
+    <w:p ns1:paraId="0000001B">
       <w:pPr>
         <w:pStyle w:val="Heading3"/>
         <w:ind w:right="11.81102362204797"/>
@@ -634,32 +634,32 @@
           <w:rFonts w:ascii="Inter Light" w:cs="Inter Light" w:eastAsia="Inter Light" w:hAnsi="Inter Light"/>
           <w:rtl w:val="0"/>
         </w:rPr>
-        <w:t xml:space="preserve">JANUARY</w:t>
+        <w:t xml:space="preserve">JANUARY 2023 - MARCH 2023</w:t>
       </w:r>
       <w:r>
         <w:rPr>
           <w:rFonts w:ascii="Inter Light" w:cs="Inter Light" w:eastAsia="Inter Light" w:hAnsi="Inter Light"/>
           <w:rtl w:val="0"/>
         </w:rPr>
-        <w:t xml:space="preserve"> FROM 2023 - MARCH 2023</w:t>
-      </w:r>
-    </w:p>
-    <w:p>
-      <w:pPr>
-        <w:ind w:right="11.81102362204797"/>
-        <w:rPr>
-          <w:rFonts w:ascii="Inter" w:cs="Inter" w:eastAsia="Inter" w:hAnsi="Inter"/>
-        </w:rPr>
-      </w:pPr>
-      <w:r>
-        <w:rPr>
-          <w:rFonts w:ascii="Inter" w:cs="Inter" w:eastAsia="Inter" w:hAnsi="Inter"/>
-          <w:rtl w:val="0"/>
-        </w:rPr>
-        <w:t xml:space="preserve">I was responsible for maintaining the front-end of the management platform for all processes and data of the company's main case, the Truck Up app, using technologies such as JavaScript, TypeScript, React, Material UI and GIT.</w:t>
-      </w:r>
-    </w:p>
-    <w:p>
+        <w:t xml:space="preserve"/>
+      </w:r>
+    </w:p>
+    <w:p ns1:paraId="0000001C">
+      <w:pPr>
+        <w:ind w:right="11.81102362204797"/>
+        <w:rPr>
+          <w:rFonts w:ascii="Inter" w:cs="Inter" w:eastAsia="Inter" w:hAnsi="Inter"/>
+        </w:rPr>
+      </w:pPr>
+      <w:r>
+        <w:rPr>
+          <w:rFonts w:ascii="Inter" w:cs="Inter" w:eastAsia="Inter" w:hAnsi="Inter"/>
+          <w:rtl w:val="0"/>
+        </w:rPr>
+        <w:t xml:space="preserve">Maintained the front-end of the management platform behind Truck Up, the company's flagship product, covering its operational processes and data. Worked with JavaScript, TypeScript, React, Material UI and Git.</w:t>
+      </w:r>
+    </w:p>
+    <w:p ns1:paraId="0000001D">
       <w:pPr>
         <w:pStyle w:val="Heading2"/>
         <w:ind w:right="11.81102362204797"/>
@@ -678,10 +678,10 @@
           <w:bCs w:val="0"/>
           <w:rtl w:val="0"/>
         </w:rPr>
-        <w:t xml:space="preserve">Web Development</w:t>
-      </w:r>
-    </w:p>
-    <w:p>
+        <w:t xml:space="preserve">Frontend Developer</w:t>
+      </w:r>
+    </w:p>
+    <w:p ns1:paraId="0000001E">
       <w:pPr>
         <w:pStyle w:val="Heading2"/>
         <w:spacing w:before="100" w:lineRule="auto"/>
@@ -711,7 +711,7 @@
         </w:rPr>
       </w:r>
     </w:p>
-    <w:p>
+    <w:p ns1:paraId="0000001F">
       <w:pPr>
         <w:pStyle w:val="Heading3"/>
         <w:ind w:right="11.81102362204797"/>
@@ -726,32 +726,32 @@
           <w:rFonts w:ascii="Inter Light" w:cs="Inter Light" w:eastAsia="Inter Light" w:hAnsi="Inter Light"/>
           <w:rtl w:val="0"/>
         </w:rPr>
-        <w:t xml:space="preserve">NOVEMBER </w:t>
+        <w:t xml:space="preserve">NOVEMBER 2023 - PRESENT · CONCURRENT ROLE</w:t>
       </w:r>
       <w:r>
         <w:rPr>
           <w:rFonts w:ascii="Inter Light" w:cs="Inter Light" w:eastAsia="Inter Light" w:hAnsi="Inter Light"/>
           <w:rtl w:val="0"/>
         </w:rPr>
-        <w:t xml:space="preserve">FROM 2023 - PRESENT</w:t>
-      </w:r>
-    </w:p>
-    <w:p>
-      <w:pPr>
-        <w:ind w:right="11.81102362204797"/>
-        <w:rPr>
-          <w:rFonts w:ascii="Inter" w:cs="Inter" w:eastAsia="Inter" w:hAnsi="Inter"/>
-        </w:rPr>
-      </w:pPr>
-      <w:r>
-        <w:rPr>
-          <w:rFonts w:ascii="Inter" w:cs="Inter" w:eastAsia="Inter" w:hAnsi="Inter"/>
-          <w:rtl w:val="0"/>
-        </w:rPr>
-        <w:t xml:space="preserve">I work mainly as a front-end developer in the maintenance and development of new features in the company's SaaS. I contribute with a greater focus on JavaScript, React and their frameworks, such as Next.js. My biggest contribution has been one of the company's main software, PriceTrack, which consists of a solution that helps companies with data and metrics about their products sold in the most diverse online marketplaces.</w:t>
-      </w:r>
-    </w:p>
-    <w:p>
+        <w:t xml:space="preserve"/>
+      </w:r>
+    </w:p>
+    <w:p ns1:paraId="00000020">
+      <w:pPr>
+        <w:ind w:right="11.81102362204797"/>
+        <w:rPr>
+          <w:rFonts w:ascii="Inter" w:cs="Inter" w:eastAsia="Inter" w:hAnsi="Inter"/>
+        </w:rPr>
+      </w:pPr>
+      <w:r>
+        <w:rPr>
+          <w:rFonts w:ascii="Inter" w:cs="Inter" w:eastAsia="Inter" w:hAnsi="Inter"/>
+          <w:rtl w:val="0"/>
+        </w:rPr>
+        <w:t xml:space="preserve">Front-end developer maintaining and extending the company's SaaS products, focused on JavaScript, React and Next.js. My main contribution is PriceTrack, a solution that gives companies data and metrics on the products they sell across online marketplaces.</w:t>
+      </w:r>
+    </w:p>
+    <w:p ns1:paraId="00000021">
       <w:pPr>
         <w:pStyle w:val="Heading2"/>
         <w:ind w:right="11.81102362204797"/>
@@ -773,7 +773,7 @@
         <w:t xml:space="preserve">Frontend Engineer</w:t>
       </w:r>
     </w:p>
-    <w:p>
+    <w:p ns1:paraId="00000022">
       <w:pPr>
         <w:pStyle w:val="Heading2"/>
         <w:spacing w:before="100" w:lineRule="auto"/>
@@ -803,7 +803,7 @@
         </w:rPr>
       </w:r>
     </w:p>
-    <w:p>
+    <w:p ns1:paraId="00000023">
       <w:pPr>
         <w:pStyle w:val="Heading3"/>
         <w:ind w:right="11.81102362204797"/>
@@ -818,32 +818,32 @@
           <w:rFonts w:ascii="Inter Light" w:cs="Inter Light" w:eastAsia="Inter Light" w:hAnsi="Inter Light"/>
           <w:rtl w:val="0"/>
         </w:rPr>
-        <w:t xml:space="preserve">NOVEMBER FROM 2023 - PRESENT</w:t>
-      </w:r>
-    </w:p>
-    <w:p>
-      <w:pPr>
-        <w:ind w:right="11.81102362204797"/>
-        <w:rPr>
-          <w:rFonts w:ascii="Inter" w:cs="Inter" w:eastAsia="Inter" w:hAnsi="Inter"/>
-        </w:rPr>
-      </w:pPr>
-      <w:r>
-        <w:rPr>
-          <w:rFonts w:ascii="Inter" w:cs="Inter" w:eastAsia="Inter" w:hAnsi="Inter"/>
-          <w:rtl w:val="0"/>
-        </w:rPr>
-        <w:t xml:space="preserve">I work as a Frontend Engineer at Skim (Credible AI Labs), a free AI-powered platform that summarizes YouTube videos and news articles while providing credibility scores and bias detection. I'm responsible for the full-stack frontend development of the main website (skim.plus), the Chrome extension, and the mobile app available on both the Apple App Store and Google Play Store. The platform is powered by Gemini and Claude AI, helping users quickly assess the trustworthiness of any online content.</w:t>
-      </w:r>
-      <w:r>
-        <w:rPr>
-          <w:rtl w:val="0"/>
-        </w:rPr>
-      </w:r>
-    </w:p>
-    <w:p>
-      <w:pPr>
-        <w:pStyle w:val="Heading2"/>
+        <w:t xml:space="preserve">DECEMBER 2024 - PRESENT</w:t>
+      </w:r>
+    </w:p>
+    <w:p ns1:paraId="00000024">
+      <w:pPr>
+        <w:ind w:right="11.81102362204797"/>
+        <w:rPr>
+          <w:rFonts w:ascii="Inter" w:cs="Inter" w:eastAsia="Inter" w:hAnsi="Inter"/>
+        </w:rPr>
+      </w:pPr>
+      <w:r>
+        <w:rPr>
+          <w:rFonts w:ascii="Inter" w:cs="Inter" w:eastAsia="Inter" w:hAnsi="Inter"/>
+          <w:rtl w:val="0"/>
+        </w:rPr>
+        <w:t xml:space="preserve">Frontend engineer at Skim (Credible AI Labs), a free AI-powered platform that summarizes YouTube videos and news articles while scoring them for credibility and bias. I am responsible for frontend development across the main website (skim.plus), the Chrome extension, and the mobile app published on both the Apple App Store and Google Play. The platform is powered by Gemini and Claude, helping users quickly assess how trustworthy any piece of online content is.</w:t>
+      </w:r>
+      <w:r>
+        <w:rPr>
+          <w:rtl w:val="0"/>
+        </w:rPr>
+      </w:r>
+    </w:p>
+    <w:p ns1:paraId="00000025">
+      <w:pPr>
+        <w:pStyle w:val="Heading1"/>
         <w:spacing w:line="360" w:lineRule="auto"/>
         <w:ind w:right="11.81102362204797"/>
         <w:rPr>
@@ -867,10 +867,10 @@
           <w:szCs w:val="24"/>
           <w:rtl w:val="0"/>
         </w:rPr>
-        <w:t xml:space="preserve">ACADEMIC TRAINING</w:t>
-      </w:r>
-    </w:p>
-    <w:p>
+        <w:t xml:space="preserve">EDUCATION</w:t>
+      </w:r>
+    </w:p>
+    <w:p ns1:paraId="00000026">
       <w:pPr>
         <w:pStyle w:val="Heading2"/>
         <w:spacing w:line="276" w:lineRule="auto"/>
@@ -892,22 +892,22 @@
           <w:bCs w:val="0"/>
           <w:rtl w:val="0"/>
         </w:rPr>
-        <w:t xml:space="preserve">Federal Institute of Alagoas (IFAL),</w:t>
-      </w:r>
-      <w:r>
-        <w:rPr>
-          <w:rtl w:val="0"/>
-        </w:rPr>
-        <w:t xml:space="preserve"> </w:t>
-      </w:r>
-      <w:r>
-        <w:rPr>
-          <w:rFonts w:ascii="Inter" w:cs="Inter" w:eastAsia="Inter" w:hAnsi="Inter"/>
-          <w:b w:val="0"/>
-          <w:bCs w:val="0"/>
-          <w:rtl w:val="0"/>
-        </w:rPr>
-        <w:t xml:space="preserve">Maceió — </w:t>
+        <w:t xml:space="preserve">Federal Institute of Alagoas (IFAL), Maceió — High School with integrated Technical Diploma in Internet Computing</w:t>
+      </w:r>
+      <w:r>
+        <w:rPr>
+          <w:rtl w:val="0"/>
+        </w:rPr>
+        <w:t xml:space="preserve"/>
+      </w:r>
+      <w:r>
+        <w:rPr>
+          <w:rFonts w:ascii="Inter" w:cs="Inter" w:eastAsia="Inter" w:hAnsi="Inter"/>
+          <w:b w:val="0"/>
+          <w:bCs w:val="0"/>
+          <w:rtl w:val="0"/>
+        </w:rPr>
+        <w:t xml:space="preserve"/>
       </w:r>
       <w:r>
         <w:rPr>
@@ -918,10 +918,10 @@
           <w:iCs w:val="1"/>
           <w:rtl w:val="0"/>
         </w:rPr>
-        <w:t xml:space="preserve">High School</w:t>
-      </w:r>
-    </w:p>
-    <w:p>
+        <w:t xml:space="preserve"/>
+      </w:r>
+    </w:p>
+    <w:p ns1:paraId="00000027">
       <w:pPr>
         <w:pStyle w:val="Heading3"/>
         <w:ind w:left="0" w:right="11.81102362204797" w:firstLine="0"/>
@@ -949,11 +949,130 @@
         </w:rPr>
       </w:r>
     </w:p>
-    <w:p>
+    <w:p ns1:paraId="0000002B">
+      <w:pPr>
+        <w:ind w:right="11.81102362204797"/>
+        <w:rPr>
+          <w:rFonts w:ascii="Inter" w:cs="Inter" w:eastAsia="Inter" w:hAnsi="Inter"/>
+        </w:rPr>
+      </w:pPr>
+      <w:r>
+        <w:rPr>
+          <w:rFonts w:ascii="Inter" w:cs="Inter" w:eastAsia="Inter" w:hAnsi="Inter"/>
+          <w:rtl w:val="0"/>
+        </w:rPr>
+        <w:t xml:space="preserve">Where I qualified as an Internet Computing Technician, and where my passion for web development started.</w:t>
+      </w:r>
+    </w:p>
+    <w:p ns1:paraId="0000002C">
+      <w:pPr>
+        <w:pStyle w:val="Heading2"/>
+        <w:spacing w:line="276" w:lineRule="auto"/>
+        <w:ind w:right="11.81102362204797"/>
+        <w:rPr>
+          <w:rFonts w:ascii="Inter" w:cs="Inter" w:eastAsia="Inter" w:hAnsi="Inter"/>
+          <w:b w:val="0"/>
+          <w:bCs w:val="0"/>
+          <w:i w:val="1"/>
+          <w:iCs w:val="1"/>
+        </w:rPr>
+      </w:pPr>
+      <w:bookmarkStart w:colFirst="0" w:colLast="0" w:name="_9l5lelhkaxlt" w:id="29"/>
+      <w:bookmarkEnd w:id="29"/>
+      <w:r>
+        <w:rPr>
+          <w:rFonts w:ascii="Inter SemiBold" w:cs="Inter SemiBold" w:eastAsia="Inter SemiBold" w:hAnsi="Inter SemiBold"/>
+          <w:b w:val="0"/>
+          <w:bCs w:val="0"/>
+          <w:rtl w:val="0"/>
+        </w:rPr>
+        <w:t xml:space="preserve">Estácio, Maceió — Systems Analysis and Development (Associate Degree)</w:t>
+      </w:r>
+      <w:r>
+        <w:rPr>
+          <w:rtl w:val="0"/>
+        </w:rPr>
+        <w:t xml:space="preserve"/>
+      </w:r>
+      <w:r>
+        <w:rPr>
+          <w:rFonts w:ascii="Inter" w:cs="Inter" w:eastAsia="Inter" w:hAnsi="Inter"/>
+          <w:b w:val="0"/>
+          <w:bCs w:val="0"/>
+          <w:rtl w:val="0"/>
+        </w:rPr>
+        <w:t xml:space="preserve"/>
+      </w:r>
+      <w:r>
+        <w:rPr>
+          <w:rFonts w:ascii="Inter" w:cs="Inter" w:eastAsia="Inter" w:hAnsi="Inter"/>
+          <w:b w:val="0"/>
+          <w:bCs w:val="0"/>
+          <w:i w:val="1"/>
+          <w:iCs w:val="1"/>
+          <w:rtl w:val="0"/>
+        </w:rPr>
+        <w:t xml:space="preserve"/>
+      </w:r>
+    </w:p>
+    <w:p ns1:paraId="0000002D">
+      <w:pPr>
+        <w:pStyle w:val="Heading3"/>
+        <w:ind w:right="11.81102362204797"/>
+        <w:rPr>
+          <w:rFonts w:ascii="Inter Light" w:cs="Inter Light" w:eastAsia="Inter Light" w:hAnsi="Inter Light"/>
+        </w:rPr>
+      </w:pPr>
+      <w:bookmarkStart w:colFirst="0" w:colLast="0" w:name="_qwx8qkh76ejz" w:id="30"/>
+      <w:bookmarkEnd w:id="30"/>
+      <w:r>
+        <w:rPr>
+          <w:rFonts w:ascii="Inter Light" w:cs="Inter Light" w:eastAsia="Inter Light" w:hAnsi="Inter Light"/>
+          <w:rtl w:val="0"/>
+        </w:rPr>
+        <w:t xml:space="preserve">OCTOBER 2023 - IN PROGRESS</w:t>
+      </w:r>
+      <w:r>
+        <w:rPr>
+          <w:rFonts w:ascii="Inter Light" w:cs="Inter Light" w:eastAsia="Inter Light" w:hAnsi="Inter Light"/>
+          <w:rtl w:val="0"/>
+        </w:rPr>
+        <w:t xml:space="preserve"/>
+      </w:r>
+    </w:p>
+    <w:p ns1:paraId="0000002E">
+      <w:pPr>
+        <w:ind w:right="11.81102362204797"/>
+        <w:rPr>
+          <w:rFonts w:ascii="Inter" w:cs="Inter" w:eastAsia="Inter" w:hAnsi="Inter"/>
+        </w:rPr>
+      </w:pPr>
+      <w:r>
+        <w:rPr>
+          <w:rFonts w:ascii="Inter" w:cs="Inter" w:eastAsia="Inter" w:hAnsi="Inter"/>
+          <w:rtl w:val="0"/>
+        </w:rPr>
+        <w:t xml:space="preserve">Deepening my computer-science fundamentals alongside full-time professional work.</w:t>
+      </w:r>
+      <w:r>
+        <w:rPr>
+          <w:rtl w:val="0"/>
+        </w:rPr>
+      </w:r>
+    </w:p>
+    <w:p ns1:paraId="0000002F">
       <w:pPr>
         <w:pStyle w:val="Heading1"/>
-        <w:spacing w:before="400" w:line="276" w:lineRule="auto"/>
-        <w:ind w:right="11.81102362204797"/>
+        <w:spacing w:before="400" w:lineRule="auto"/>
+        <w:ind w:right="11.81102362204797"/>
+        <w:rPr>
+          <w:rFonts w:ascii="Inter" w:cs="Inter" w:eastAsia="Inter" w:hAnsi="Inter"/>
+          <w:color w:val="6dc6e6"/>
+        </w:rPr>
+      </w:pPr>
+      <w:bookmarkStart w:colFirst="0" w:colLast="0" w:name="_v5m69wcsvmgk" w:id="31"/>
+      <w:bookmarkEnd w:id="31"/>
+      <w:r>
         <w:rPr>
           <w:rFonts w:ascii="Montserrat SemiBold" w:cs="Montserrat SemiBold" w:eastAsia="Montserrat SemiBold" w:hAnsi="Montserrat SemiBold"/>
           <w:b w:val="0"/>
@@ -961,10 +1080,58 @@
           <w:color w:val="6dc6e6"/>
           <w:sz w:val="24"/>
           <w:szCs w:val="24"/>
-        </w:rPr>
-      </w:pPr>
-      <w:bookmarkStart w:colFirst="0" w:colLast="0" w:name="_lk88da709w21" w:id="26"/>
-      <w:bookmarkEnd w:id="26"/>
+          <w:rtl w:val="0"/>
+        </w:rPr>
+        <w:t xml:space="preserve">TECHNOLOGIES</w:t>
+      </w:r>
+      <w:r>
+        <w:rPr>
+          <w:rtl w:val="0"/>
+        </w:rPr>
+      </w:r>
+    </w:p>
+    <w:p ns1:paraId="00000030">
+      <w:pPr>
+        <w:spacing w:before="320" w:lineRule="auto"/>
+        <w:ind w:right="11.81102362204797"/>
+        <w:rPr>
+          <w:rFonts w:ascii="Inter" w:cs="Inter" w:eastAsia="Inter" w:hAnsi="Inter"/>
+        </w:rPr>
+      </w:pPr>
+      <w:r>
+        <w:rPr>
+          <w:rFonts w:ascii="Inter SemiBold" w:cs="Inter SemiBold" w:eastAsia="Inter SemiBold" w:hAnsi="Inter SemiBold"/>
+          <w:sz w:val="20"/>
+          <w:szCs w:val="20"/>
+          <w:rtl w:val="0"/>
+        </w:rPr>
+        <w:t xml:space="preserve">Languages: TypeScript, JavaScript, HTML, CSS · Frontend: React, Next.js, React Native, Expo, Angular, Redux and Redux Toolkit, ReactiveX, Gatsby, Storybook · Styling: Tailwind CSS, Sass, Styled Components, Material UI, Bootstrap · Backend and data: Node.js, Express, GraphQL, Apollo, Prisma, Firebase, MongoDB · Tooling: Git, Handlebars</w:t>
+      </w:r>
+      <w:r>
+        <w:rPr>
+          <w:rFonts w:ascii="Inter" w:cs="Inter" w:eastAsia="Inter" w:hAnsi="Inter"/>
+          <w:rtl w:val="0"/>
+        </w:rPr>
+        <w:t xml:space="preserve"/>
+      </w:r>
+      <w:r>
+        <w:rPr>
+          <w:rtl w:val="0"/>
+        </w:rPr>
+      </w:r>
+    </w:p>
+    <w:p ns1:paraId="00000031">
+      <w:pPr>
+        <w:pStyle w:val="Heading1"/>
+        <w:spacing w:before="400" w:line="276" w:lineRule="auto"/>
+        <w:ind w:right="11.81102362204797"/>
+        <w:rPr>
+          <w:rFonts w:ascii="Inter" w:cs="Inter" w:eastAsia="Inter" w:hAnsi="Inter"/>
+          <w:color w:val="6dc6e6"/>
+        </w:rPr>
+      </w:pPr>
+      <w:bookmarkStart w:colFirst="0" w:colLast="0" w:name="_nizhi8frilnz" w:id="32"/>
+      <w:bookmarkEnd w:id="32"/>
       <w:r>
         <w:rPr>
           <w:rFonts w:ascii="Montserrat SemiBold" w:cs="Montserrat SemiBold" w:eastAsia="Montserrat SemiBold" w:hAnsi="Montserrat SemiBold"/>
@@ -975,13 +1142,17 @@
           <w:szCs w:val="24"/>
           <w:rtl w:val="0"/>
         </w:rPr>
-        <w:t xml:space="preserve">TECHNICAL TRAINING</w:t>
-      </w:r>
-    </w:p>
-    <w:p>
+        <w:t xml:space="preserve">COMPLEMENTARY COURSES</w:t>
+      </w:r>
+      <w:r>
+        <w:rPr>
+          <w:rtl w:val="0"/>
+        </w:rPr>
+      </w:r>
+    </w:p>
+    <w:p ns1:paraId="00000032">
       <w:pPr>
         <w:pStyle w:val="Heading2"/>
-        <w:spacing w:line="276" w:lineRule="auto"/>
         <w:ind w:right="11.81102362204797"/>
         <w:rPr>
           <w:rFonts w:ascii="Inter" w:cs="Inter" w:eastAsia="Inter" w:hAnsi="Inter"/>
@@ -991,8 +1162,8 @@
           <w:iCs w:val="1"/>
         </w:rPr>
       </w:pPr>
-      <w:bookmarkStart w:colFirst="0" w:colLast="0" w:name="_6mm09erzsahh" w:id="27"/>
-      <w:bookmarkEnd w:id="27"/>
+      <w:bookmarkStart w:colFirst="0" w:colLast="0" w:name="_czfiadnsgnzp" w:id="33"/>
+      <w:bookmarkEnd w:id="33"/>
       <w:r>
         <w:rPr>
           <w:rFonts w:ascii="Inter SemiBold" w:cs="Inter SemiBold" w:eastAsia="Inter SemiBold" w:hAnsi="Inter SemiBold"/>
@@ -1000,22 +1171,16 @@
           <w:bCs w:val="0"/>
           <w:rtl w:val="0"/>
         </w:rPr>
-        <w:t xml:space="preserve">Federal Institute of Alagoas (IFAL),</w:t>
-      </w:r>
-      <w:r>
-        <w:rPr>
-          <w:rtl w:val="0"/>
-        </w:rPr>
-        <w:t xml:space="preserve"> </w:t>
-      </w:r>
-      <w:r>
-        <w:rPr>
-          <w:rFonts w:ascii="Inter" w:cs="Inter" w:eastAsia="Inter" w:hAnsi="Inter"/>
-          <w:b w:val="0"/>
-          <w:bCs w:val="0"/>
-          <w:rtl w:val="0"/>
-        </w:rPr>
-        <w:t xml:space="preserve">Maceió — </w:t>
+        <w:t xml:space="preserve">Udemy — Web Development with JavaScript and React</w:t>
+      </w:r>
+      <w:r>
+        <w:rPr>
+          <w:rFonts w:ascii="Inter" w:cs="Inter" w:eastAsia="Inter" w:hAnsi="Inter"/>
+          <w:b w:val="0"/>
+          <w:bCs w:val="0"/>
+          <w:rtl w:val="0"/>
+        </w:rPr>
+        <w:t xml:space="preserve"/>
       </w:r>
       <w:r>
         <w:rPr>
@@ -1026,273 +1191,10 @@
           <w:iCs w:val="1"/>
           <w:rtl w:val="0"/>
         </w:rPr>
-        <w:t xml:space="preserve">IT Technician for Internet</w:t>
-      </w:r>
-    </w:p>
-    <w:p>
-      <w:pPr>
-        <w:pStyle w:val="Heading3"/>
-        <w:ind w:right="11.81102362204797"/>
-        <w:rPr>
-          <w:rFonts w:ascii="Inter Light" w:cs="Inter Light" w:eastAsia="Inter Light" w:hAnsi="Inter Light"/>
-        </w:rPr>
-      </w:pPr>
-      <w:bookmarkStart w:colFirst="0" w:colLast="0" w:name="_9rawlrpt0d10" w:id="28"/>
-      <w:bookmarkEnd w:id="28"/>
-      <w:r>
-        <w:rPr>
-          <w:rFonts w:ascii="Inter Light" w:cs="Inter Light" w:eastAsia="Inter Light" w:hAnsi="Inter Light"/>
-          <w:rtl w:val="0"/>
-        </w:rPr>
-        <w:t xml:space="preserve">FEBRUARY 2018 - MARCH 2022</w:t>
-      </w:r>
-    </w:p>
-    <w:p>
-      <w:pPr>
-        <w:ind w:right="11.81102362204797"/>
-        <w:rPr>
-          <w:rFonts w:ascii="Inter" w:cs="Inter" w:eastAsia="Inter" w:hAnsi="Inter"/>
-        </w:rPr>
-      </w:pPr>
-      <w:r>
-        <w:rPr>
-          <w:rFonts w:ascii="Inter" w:cs="Inter" w:eastAsia="Inter" w:hAnsi="Inter"/>
-          <w:rtl w:val="0"/>
-        </w:rPr>
-        <w:t xml:space="preserve">Institute where I trained as a Computer Technician for the internet, in addition to being the initial trigger for my passion for web development.</w:t>
-      </w:r>
-    </w:p>
-    <w:p>
-      <w:pPr>
-        <w:pStyle w:val="Heading2"/>
-        <w:spacing w:line="276" w:lineRule="auto"/>
-        <w:ind w:right="11.81102362204797"/>
-        <w:rPr>
-          <w:rFonts w:ascii="Inter" w:cs="Inter" w:eastAsia="Inter" w:hAnsi="Inter"/>
-          <w:b w:val="0"/>
-          <w:bCs w:val="0"/>
-          <w:i w:val="1"/>
-          <w:iCs w:val="1"/>
-        </w:rPr>
-      </w:pPr>
-      <w:bookmarkStart w:colFirst="0" w:colLast="0" w:name="_9l5lelhkaxlt" w:id="29"/>
-      <w:bookmarkEnd w:id="29"/>
-      <w:r>
-        <w:rPr>
-          <w:rFonts w:ascii="Inter SemiBold" w:cs="Inter SemiBold" w:eastAsia="Inter SemiBold" w:hAnsi="Inter SemiBold"/>
-          <w:b w:val="0"/>
-          <w:bCs w:val="0"/>
-          <w:rtl w:val="0"/>
-        </w:rPr>
-        <w:t xml:space="preserve">Estacio,</w:t>
-      </w:r>
-      <w:r>
-        <w:rPr>
-          <w:rtl w:val="0"/>
-        </w:rPr>
-        <w:t xml:space="preserve"> </w:t>
-      </w:r>
-      <w:r>
-        <w:rPr>
-          <w:rFonts w:ascii="Inter" w:cs="Inter" w:eastAsia="Inter" w:hAnsi="Inter"/>
-          <w:b w:val="0"/>
-          <w:bCs w:val="0"/>
-          <w:rtl w:val="0"/>
-        </w:rPr>
-        <w:t xml:space="preserve">Maceió — </w:t>
-      </w:r>
-      <w:r>
-        <w:rPr>
-          <w:rFonts w:ascii="Inter" w:cs="Inter" w:eastAsia="Inter" w:hAnsi="Inter"/>
-          <w:b w:val="0"/>
-          <w:bCs w:val="0"/>
-          <w:i w:val="1"/>
-          <w:iCs w:val="1"/>
-          <w:rtl w:val="0"/>
-        </w:rPr>
-        <w:t xml:space="preserve">Systems analysis and development.</w:t>
-      </w:r>
-    </w:p>
-    <w:p>
-      <w:pPr>
-        <w:pStyle w:val="Heading3"/>
-        <w:ind w:right="11.81102362204797"/>
-        <w:rPr>
-          <w:rFonts w:ascii="Inter Light" w:cs="Inter Light" w:eastAsia="Inter Light" w:hAnsi="Inter Light"/>
-        </w:rPr>
-      </w:pPr>
-      <w:bookmarkStart w:colFirst="0" w:colLast="0" w:name="_qwx8qkh76ejz" w:id="30"/>
-      <w:bookmarkEnd w:id="30"/>
-      <w:r>
-        <w:rPr>
-          <w:rFonts w:ascii="Inter Light" w:cs="Inter Light" w:eastAsia="Inter Light" w:hAnsi="Inter Light"/>
-          <w:rtl w:val="0"/>
-        </w:rPr>
-        <w:t xml:space="preserve">OCTOBER</w:t>
-      </w:r>
-      <w:r>
-        <w:rPr>
-          <w:rFonts w:ascii="Inter Light" w:cs="Inter Light" w:eastAsia="Inter Light" w:hAnsi="Inter Light"/>
-          <w:rtl w:val="0"/>
-        </w:rPr>
-        <w:t xml:space="preserve"> FROM 2023 - IN PROGRESS</w:t>
-      </w:r>
-    </w:p>
-    <w:p>
-      <w:pPr>
-        <w:ind w:right="11.81102362204797"/>
-        <w:rPr>
-          <w:rFonts w:ascii="Inter" w:cs="Inter" w:eastAsia="Inter" w:hAnsi="Inter"/>
-        </w:rPr>
-      </w:pPr>
-      <w:r>
-        <w:rPr>
-          <w:rFonts w:ascii="Inter" w:cs="Inter" w:eastAsia="Inter" w:hAnsi="Inter"/>
-          <w:rtl w:val="0"/>
-        </w:rPr>
-        <w:t xml:space="preserve">Course that allows me to intern in the area and guarantee my expertise in the market.</w:t>
-      </w:r>
-      <w:r>
-        <w:rPr>
-          <w:rtl w:val="0"/>
-        </w:rPr>
-      </w:r>
-    </w:p>
-    <w:p>
-      <w:pPr>
-        <w:pStyle w:val="Heading1"/>
-        <w:spacing w:before="400" w:lineRule="auto"/>
-        <w:ind w:right="11.81102362204797"/>
-        <w:rPr>
-          <w:rFonts w:ascii="Inter" w:cs="Inter" w:eastAsia="Inter" w:hAnsi="Inter"/>
-          <w:color w:val="6dc6e6"/>
-        </w:rPr>
-      </w:pPr>
-      <w:bookmarkStart w:colFirst="0" w:colLast="0" w:name="_v5m69wcsvmgk" w:id="31"/>
-      <w:bookmarkEnd w:id="31"/>
-      <w:r>
-        <w:rPr>
-          <w:rFonts w:ascii="Montserrat SemiBold" w:cs="Montserrat SemiBold" w:eastAsia="Montserrat SemiBold" w:hAnsi="Montserrat SemiBold"/>
-          <w:b w:val="0"/>
-          <w:bCs w:val="0"/>
-          <w:color w:val="6dc6e6"/>
-          <w:sz w:val="24"/>
-          <w:szCs w:val="24"/>
-          <w:rtl w:val="0"/>
-        </w:rPr>
-        <w:t xml:space="preserve">MAIN TECHNOLOGIES</w:t>
-      </w:r>
-      <w:r>
-        <w:rPr>
-          <w:rtl w:val="0"/>
-        </w:rPr>
-      </w:r>
-    </w:p>
-    <w:p>
-      <w:pPr>
-        <w:spacing w:before="320" w:lineRule="auto"/>
-        <w:ind w:right="11.81102362204797"/>
-        <w:rPr>
-          <w:rFonts w:ascii="Inter" w:cs="Inter" w:eastAsia="Inter" w:hAnsi="Inter"/>
-        </w:rPr>
-      </w:pPr>
-      <w:r>
-        <w:rPr>
-          <w:rFonts w:ascii="Inter SemiBold" w:cs="Inter SemiBold" w:eastAsia="Inter SemiBold" w:hAnsi="Inter SemiBold"/>
-          <w:sz w:val="20"/>
-          <w:szCs w:val="20"/>
-          <w:rtl w:val="0"/>
-        </w:rPr>
-        <w:t xml:space="preserve">Main:</w:t>
-      </w:r>
-      <w:r>
-        <w:rPr>
-          <w:rFonts w:ascii="Inter" w:cs="Inter" w:eastAsia="Inter" w:hAnsi="Inter"/>
-          <w:rtl w:val="0"/>
-        </w:rPr>
-        <w:t xml:space="preserve"> HTML, CSS, NodeJs, Git, JavaScript, TypeScript, React, React Native, Expo, Apollo, Angular, Handlebars, Express, ReactiveX, NextJs, Gatsby, Redux, Redux Toolkit, Sass, TailwindCSS, Bootstrap, Styled Components, Material UI, Storybook, GraphQL, Prisma, Firebase, MongoDB.</w:t>
-      </w:r>
-      <w:r>
-        <w:rPr>
-          <w:rtl w:val="0"/>
-        </w:rPr>
-      </w:r>
-    </w:p>
-    <w:p>
-      <w:pPr>
-        <w:pStyle w:val="Heading1"/>
-        <w:spacing w:before="400" w:line="276" w:lineRule="auto"/>
-        <w:ind w:right="11.81102362204797"/>
-        <w:rPr>
-          <w:rFonts w:ascii="Inter" w:cs="Inter" w:eastAsia="Inter" w:hAnsi="Inter"/>
-          <w:color w:val="6dc6e6"/>
-        </w:rPr>
-      </w:pPr>
-      <w:bookmarkStart w:colFirst="0" w:colLast="0" w:name="_nizhi8frilnz" w:id="32"/>
-      <w:bookmarkEnd w:id="32"/>
-      <w:r>
-        <w:rPr>
-          <w:rFonts w:ascii="Montserrat SemiBold" w:cs="Montserrat SemiBold" w:eastAsia="Montserrat SemiBold" w:hAnsi="Montserrat SemiBold"/>
-          <w:b w:val="0"/>
-          <w:bCs w:val="0"/>
-          <w:color w:val="6dc6e6"/>
-          <w:sz w:val="24"/>
-          <w:szCs w:val="24"/>
-          <w:rtl w:val="0"/>
-        </w:rPr>
-        <w:t xml:space="preserve">COMPLEMENTARY COURSES</w:t>
-      </w:r>
-      <w:r>
-        <w:rPr>
-          <w:rtl w:val="0"/>
-        </w:rPr>
-      </w:r>
-    </w:p>
-    <w:p>
-      <w:pPr>
-        <w:pStyle w:val="Heading2"/>
-        <w:ind w:right="11.81102362204797"/>
-        <w:rPr>
-          <w:rFonts w:ascii="Inter" w:cs="Inter" w:eastAsia="Inter" w:hAnsi="Inter"/>
-          <w:b w:val="0"/>
-          <w:bCs w:val="0"/>
-          <w:i w:val="1"/>
-          <w:iCs w:val="1"/>
-        </w:rPr>
-      </w:pPr>
-      <w:bookmarkStart w:colFirst="0" w:colLast="0" w:name="_czfiadnsgnzp" w:id="33"/>
-      <w:bookmarkEnd w:id="33"/>
-      <w:r>
-        <w:rPr>
-          <w:rFonts w:ascii="Inter SemiBold" w:cs="Inter SemiBold" w:eastAsia="Inter SemiBold" w:hAnsi="Inter SemiBold"/>
-          <w:b w:val="0"/>
-          <w:bCs w:val="0"/>
-          <w:rtl w:val="0"/>
-        </w:rPr>
-        <w:t xml:space="preserve">Udemy,</w:t>
-      </w:r>
-      <w:r>
-        <w:rPr>
-          <w:rFonts w:ascii="Inter" w:cs="Inter" w:eastAsia="Inter" w:hAnsi="Inter"/>
-          <w:b w:val="0"/>
-          <w:bCs w:val="0"/>
-          <w:rtl w:val="0"/>
-        </w:rPr>
-        <w:t xml:space="preserve"> Udemy.com — </w:t>
-      </w:r>
-      <w:r>
-        <w:rPr>
-          <w:rFonts w:ascii="Inter" w:cs="Inter" w:eastAsia="Inter" w:hAnsi="Inter"/>
-          <w:b w:val="0"/>
-          <w:bCs w:val="0"/>
-          <w:i w:val="1"/>
-          <w:iCs w:val="1"/>
-          <w:rtl w:val="0"/>
-        </w:rPr>
-        <w:t xml:space="preserve">Course</w:t>
-      </w:r>
-    </w:p>
-    <w:p>
+        <w:t xml:space="preserve"/>
+      </w:r>
+    </w:p>
+    <w:p ns1:paraId="00000033">
       <w:pPr>
         <w:pStyle w:val="Heading3"/>
         <w:ind w:right="11.81102362204797"/>
@@ -1310,7 +1212,7 @@
         <w:t xml:space="preserve">JULY 2021 - NOVEMBER 2021</w:t>
       </w:r>
     </w:p>
-    <w:p>
+    <w:p ns1:paraId="00000034">
       <w:pPr>
         <w:ind w:right="11.81102362204797"/>
         <w:rPr>
@@ -1323,7 +1225,7 @@
           <w:rFonts w:ascii="Inter" w:cs="Inter" w:eastAsia="Inter" w:hAnsi="Inter"/>
           <w:rtl w:val="0"/>
         </w:rPr>
-        <w:t xml:space="preserve">During the course, I had the opportunity to learn some of the most popular and widely used technologies in the web development market. I gained practical and theoretical knowledge in programming languages, such as JavaScript, as well as frameworks and libraries such as React. These skills provided me with a solid foundation for building modern web applications and keeping up with constantly evolving market demands.</w:t>
+        <w:t xml:space="preserve">Practical and theoretical grounding in JavaScript and React and the wider modern web toolchain — the foundation the rest of my professional work was built on.</w:t>
       </w:r>
       <w:r>
         <w:rPr>
@@ -1380,7 +1282,7 @@
             </w:tcMar>
             <w:vAlign w:val="top"/>
           </w:tcPr>
-          <w:p>
+          <w:p ns1:paraId="00000035">
             <w:pPr>
               <w:pStyle w:val="Heading1"/>
               <w:spacing w:before="300" w:lineRule="auto"/>
@@ -1406,10 +1308,10 @@
                 <w:szCs w:val="24"/>
                 <w:rtl w:val="0"/>
               </w:rPr>
-              <w:t xml:space="preserve">SKILLS</w:t>
+              <w:t xml:space="preserve">STRENGTHS</w:t>
             </w:r>
           </w:p>
-          <w:p>
+          <w:p ns1:paraId="00000036">
             <w:pPr>
               <w:numPr>
                 <w:ilvl w:val="0"/>
@@ -1426,7 +1328,7 @@
                 <w:rFonts w:ascii="Inter Medium" w:cs="Inter Medium" w:eastAsia="Inter Medium" w:hAnsi="Inter Medium"/>
                 <w:rtl w:val="0"/>
               </w:rPr>
-              <w:t xml:space="preserve">Teamwork</w:t>
+              <w:t xml:space="preserve">Collaboration across product, design and engineering</w:t>
             </w:r>
             <w:r>
               <w:rPr>
@@ -1434,7 +1336,7 @@
               </w:rPr>
             </w:r>
           </w:p>
-          <w:p>
+          <w:p ns1:paraId="00000037">
             <w:pPr>
               <w:numPr>
                 <w:ilvl w:val="0"/>
@@ -1451,7 +1353,7 @@
                 <w:rFonts w:ascii="Inter Medium" w:cs="Inter Medium" w:eastAsia="Inter Medium" w:hAnsi="Inter Medium"/>
                 <w:rtl w:val="0"/>
               </w:rPr>
-              <w:t xml:space="preserve">Proactivity</w:t>
+              <w:t xml:space="preserve">Technical leadership and team coordination</w:t>
             </w:r>
             <w:r>
               <w:rPr>
@@ -1459,7 +1361,7 @@
               </w:rPr>
             </w:r>
           </w:p>
-          <w:p>
+          <w:p ns1:paraId="00000038">
             <w:pPr>
               <w:numPr>
                 <w:ilvl w:val="0"/>
@@ -1476,7 +1378,7 @@
                 <w:rFonts w:ascii="Inter Medium" w:cs="Inter Medium" w:eastAsia="Inter Medium" w:hAnsi="Inter Medium"/>
                 <w:rtl w:val="0"/>
               </w:rPr>
-              <w:t xml:space="preserve">Communication</w:t>
+              <w:t xml:space="preserve">Clear written and verbal communication in English and Portuguese</w:t>
             </w:r>
             <w:r>
               <w:rPr>
@@ -1484,7 +1386,7 @@
               </w:rPr>
             </w:r>
           </w:p>
-          <w:p>
+          <w:p ns1:paraId="00000039">
             <w:pPr>
               <w:numPr>
                 <w:ilvl w:val="0"/>
@@ -1501,7 +1403,7 @@
                 <w:rFonts w:ascii="Inter Medium" w:cs="Inter Medium" w:eastAsia="Inter Medium" w:hAnsi="Inter Medium"/>
                 <w:rtl w:val="0"/>
               </w:rPr>
-              <w:t xml:space="preserve">Flexibility</w:t>
+              <w:t xml:space="preserve">Ownership and adaptability in fast-moving teams</w:t>
             </w:r>
             <w:r>
               <w:rPr>
@@ -1527,7 +1429,7 @@
             </w:tcMar>
             <w:vAlign w:val="top"/>
           </w:tcPr>
-          <w:p>
+          <w:p ns1:paraId="0000003A">
             <w:pPr>
               <w:pStyle w:val="Heading1"/>
               <w:spacing w:before="300" w:lineRule="auto"/>
@@ -1556,7 +1458,7 @@
               <w:t xml:space="preserve">LANGUAGES</w:t>
             </w:r>
           </w:p>
-          <w:p>
+          <w:p ns1:paraId="0000003B">
             <w:pPr>
               <w:spacing w:before="320" w:line="360" w:lineRule="auto"/>
               <w:ind w:left="-141.73228346456688" w:right="11.81102362204797" w:firstLine="0"/>
@@ -1569,17 +1471,17 @@
                 <w:rFonts w:ascii="Inter SemiBold" w:cs="Inter SemiBold" w:eastAsia="Inter SemiBold" w:hAnsi="Inter SemiBold"/>
                 <w:rtl w:val="0"/>
               </w:rPr>
-              <w:t xml:space="preserve">Portuguese:</w:t>
+              <w:t xml:space="preserve">Portuguese: Native</w:t>
             </w:r>
             <w:r>
               <w:rPr>
                 <w:rFonts w:ascii="Inter" w:cs="Inter" w:eastAsia="Inter" w:hAnsi="Inter"/>
                 <w:rtl w:val="0"/>
               </w:rPr>
-              <w:t xml:space="preserve"> Native</w:t>
+              <w:t xml:space="preserve"/>
             </w:r>
           </w:p>
-          <w:p>
+          <w:p ns1:paraId="0000003C">
             <w:pPr>
               <w:spacing w:line="360" w:lineRule="auto"/>
               <w:ind w:left="-141.73228346456688" w:right="11.81102362204797" w:firstLine="0"/>
@@ -1595,14 +1497,14 @@
                 <w:rFonts w:ascii="Inter SemiBold" w:cs="Inter SemiBold" w:eastAsia="Inter SemiBold" w:hAnsi="Inter SemiBold"/>
                 <w:rtl w:val="0"/>
               </w:rPr>
-              <w:t xml:space="preserve">English:</w:t>
+              <w:t xml:space="preserve">English: Advanced</w:t>
             </w:r>
             <w:r>
               <w:rPr>
                 <w:rFonts w:ascii="Inter" w:cs="Inter" w:eastAsia="Inter" w:hAnsi="Inter"/>
                 <w:rtl w:val="0"/>
               </w:rPr>
-              <w:t xml:space="preserve"> advanced</w:t>
+              <w:t xml:space="preserve"/>
             </w:r>
             <w:r>
               <w:rPr>
@@ -1610,7 +1512,7 @@
               </w:rPr>
             </w:r>
           </w:p>
-          <w:p>
+          <w:p ns1:paraId="0000003D">
             <w:pPr>
               <w:numPr>
                 <w:ilvl w:val="0"/>
@@ -1628,7 +1530,7 @@
               </w:rPr>
             </w:r>
           </w:p>
-          <w:p>
+          <w:p ns1:paraId="0000003E">
             <w:pPr>
               <w:ind w:left="-141.73228346456688" w:right="11.81102362204797" w:firstLine="0"/>
               <w:rPr>
@@ -1644,7 +1546,7 @@
         </w:tc>
       </w:tr>
     </w:tbl>
-    <w:p>
+    <w:p ns1:paraId="0000003F">
       <w:pPr>
         <w:pStyle w:val="Heading1"/>
         <w:spacing w:line="276" w:lineRule="auto"/>

--- a/public/docs/Resume 2026.docx
+++ b/public/docs/Resume 2026.docx
@@ -1328,7 +1328,7 @@
                 <w:rFonts w:ascii="Inter Medium" w:cs="Inter Medium" w:eastAsia="Inter Medium" w:hAnsi="Inter Medium"/>
                 <w:rtl w:val="0"/>
               </w:rPr>
-              <w:t xml:space="preserve">Collaboration across product, design and engineering</w:t>
+              <w:t xml:space="preserve">Cross-functional collaboration</w:t>
             </w:r>
             <w:r>
               <w:rPr>
@@ -1353,7 +1353,7 @@
                 <w:rFonts w:ascii="Inter Medium" w:cs="Inter Medium" w:eastAsia="Inter Medium" w:hAnsi="Inter Medium"/>
                 <w:rtl w:val="0"/>
               </w:rPr>
-              <w:t xml:space="preserve">Technical leadership and team coordination</w:t>
+              <w:t xml:space="preserve">Technical leadership</w:t>
             </w:r>
             <w:r>
               <w:rPr>
@@ -1378,7 +1378,7 @@
                 <w:rFonts w:ascii="Inter Medium" w:cs="Inter Medium" w:eastAsia="Inter Medium" w:hAnsi="Inter Medium"/>
                 <w:rtl w:val="0"/>
               </w:rPr>
-              <w:t xml:space="preserve">Clear written and verbal communication in English and Portuguese</w:t>
+              <w:t xml:space="preserve">Clear communication (EN/PT)</w:t>
             </w:r>
             <w:r>
               <w:rPr>
@@ -1403,7 +1403,7 @@
                 <w:rFonts w:ascii="Inter Medium" w:cs="Inter Medium" w:eastAsia="Inter Medium" w:hAnsi="Inter Medium"/>
                 <w:rtl w:val="0"/>
               </w:rPr>
-              <w:t xml:space="preserve">Ownership and adaptability in fast-moving teams</w:t>
+              <w:t xml:space="preserve">Ownership and adaptability</w:t>
             </w:r>
             <w:r>
               <w:rPr>

--- a/public/docs/Resume 2026.docx
+++ b/public/docs/Resume 2026.docx
@@ -212,7 +212,7 @@
           <w:rFonts w:ascii="Inter" w:cs="Inter" w:eastAsia="Inter" w:hAnsi="Inter"/>
           <w:rtl w:val="0"/>
         </w:rPr>
-        <w:t xml:space="preserve">Frontend engineer with 4+ years of professional experience building production web and mobile applications in JavaScript and TypeScript. I work day to day across React, Next.js and React Native — from component architecture and design systems through to shipping browser extensions and app-store releases. I care about accessible, responsive interfaces and about the internationalization, performance and tooling decisions that keep them maintainable.</w:t>
+        <w:t xml:space="preserve">Frontend-focused engineer with 4+ years of professional experience building production web and mobile applications in JavaScript and TypeScript. I work day to day across React, Next.js and React Native — from component architecture and design systems through to shipping browser extensions and app-store releases — and regularly implement changes and features in the Node.js and NestJS services behind them. I care about accessible, responsive interfaces and about the internationalization, performance and tooling decisions that keep them maintainable.</w:t>
       </w:r>
       <w:r>
         <w:rPr>
@@ -262,7 +262,7 @@
           <w:rFonts w:ascii="Inter Medium" w:cs="Inter Medium" w:eastAsia="Inter Medium" w:hAnsi="Inter Medium"/>
           <w:rtl w:val="0"/>
         </w:rPr>
-        <w:t xml:space="preserve">Frontend engineer at Skim (Credible AI Labs), responsible for frontend development across the web app, the Chrome extension and the mobile app published on the App Store and Google Play. Former partner and technical leader at inkPen, where I coordinated the development team. Ongoing contributor to PriceTrack, a marketplace analytics SaaS at Tracking Trade. Fluent in Portuguese and English.</w:t>
+        <w:t xml:space="preserve">Frontend engineer at Skim (Credible AI Labs), leading frontend development across the web app, the Chrome extension and the mobile app published on the App Store and Google Play, and contributing to the backend services behind them. Former partner and technical leader at inkPen, where I coordinated the development team. Ongoing contributor to PriceTrack, a marketplace analytics SaaS at Tracking Trade. Fluent in Portuguese and English.</w:t>
       </w:r>
       <w:r>
         <w:rPr>
@@ -833,7 +833,7 @@
           <w:rFonts w:ascii="Inter" w:cs="Inter" w:eastAsia="Inter" w:hAnsi="Inter"/>
           <w:rtl w:val="0"/>
         </w:rPr>
-        <w:t xml:space="preserve">Frontend engineer at Skim (Credible AI Labs), a free AI-powered platform that summarizes YouTube videos and news articles while scoring them for credibility and bias. I am responsible for frontend development across the main website (skim.plus), the Chrome extension, and the mobile app published on both the Apple App Store and Google Play. The platform is powered by Gemini and Claude, helping users quickly assess how trustworthy any piece of online content is.</w:t>
+        <w:t xml:space="preserve">Frontend engineer at Skim (Credible AI Labs), a free AI-powered platform that summarizes YouTube videos and news articles while scoring them for credibility and bias. I lead frontend development across the main website (skim.plus), the Chrome extension, and the mobile app published on both the Apple App Store and Google Play, and also implement changes and features in the NestJS and serverless backend services that power them. The platform is powered by Gemini and Claude, helping users quickly assess how trustworthy any piece of online content is.</w:t>
       </w:r>
       <w:r>
         <w:rPr>
@@ -1105,7 +1105,7 @@
           <w:szCs w:val="20"/>
           <w:rtl w:val="0"/>
         </w:rPr>
-        <w:t xml:space="preserve">Languages: TypeScript, JavaScript, HTML, CSS · Frontend: React, Next.js, React Native, Expo, Angular, Redux and Redux Toolkit, ReactiveX, Gatsby, Storybook · Styling: Tailwind CSS, Sass, Styled Components, Material UI, Bootstrap · Backend and data: Node.js, Express, GraphQL, Apollo, Prisma, Firebase, MongoDB · Tooling: Git, Handlebars</w:t>
+        <w:t xml:space="preserve">Languages: TypeScript, JavaScript, HTML, CSS · Frontend: React, Next.js, React Native, Expo, Angular, Redux and Redux Toolkit, ReactiveX, Gatsby, Storybook · Styling: Tailwind CSS, Sass, Styled Components, Material UI, Bootstrap · Backend and data: Node.js, NestJS, Express, GraphQL, Apollo, Prisma, PostgreSQL, Redis, Firebase, MongoDB · Tooling: Git, Handlebars, AWS Lambda</w:t>
       </w:r>
       <w:r>
         <w:rPr>

--- a/public/docs/Resume 2026.docx
+++ b/public/docs/Resume 2026.docx
@@ -262,7 +262,7 @@
           <w:rFonts w:ascii="Inter Medium" w:cs="Inter Medium" w:eastAsia="Inter Medium" w:hAnsi="Inter Medium"/>
           <w:rtl w:val="0"/>
         </w:rPr>
-        <w:t xml:space="preserve">Frontend engineer at Skim (Credible AI Labs), leading frontend development across the web app, the Chrome extension and the mobile app published on the App Store and Google Play, and contributing to the backend services behind them. Former partner and technical leader at inkPen, where I coordinated the development team. Ongoing contributor to PriceTrack, a marketplace analytics SaaS at Tracking Trade. Fluent in Portuguese and English.</w:t>
+        <w:t xml:space="preserve">Frontend engineer at Skim (Credible AI Labs), responsible for frontend development across the web app, the Chrome extension and the mobile app published on the App Store and Google Play, and contributing to the backend services behind them. Former partner and technical leader at inkPen, where I coordinated the development team. Ongoing contributor to PriceTrack, a marketplace analytics SaaS at Tracking Trade. Fluent in Portuguese and English.</w:t>
       </w:r>
       <w:r>
         <w:rPr>
@@ -833,7 +833,7 @@
           <w:rFonts w:ascii="Inter" w:cs="Inter" w:eastAsia="Inter" w:hAnsi="Inter"/>
           <w:rtl w:val="0"/>
         </w:rPr>
-        <w:t xml:space="preserve">Frontend engineer at Skim (Credible AI Labs), a free AI-powered platform that summarizes YouTube videos and news articles while scoring them for credibility and bias. I lead frontend development across the main website (skim.plus), the Chrome extension, and the mobile app published on both the Apple App Store and Google Play, and also implement changes and features in the NestJS and serverless backend services that power them. The platform is powered by Gemini and Claude, helping users quickly assess how trustworthy any piece of online content is.</w:t>
+        <w:t xml:space="preserve">Frontend engineer at Skim (Credible AI Labs), a free AI-powered platform that summarizes YouTube videos and news articles while scoring them for credibility and bias. I am responsible for frontend development across the main website (skim.plus), the Chrome extension, and the mobile app published on both the Apple App Store and Google Play, and also implement changes and features in the NestJS and serverless backend services that power them. The platform is powered by Gemini and Claude, helping users quickly assess how trustworthy any piece of online content is.</w:t>
       </w:r>
       <w:r>
         <w:rPr>
